--- a/Side_Walls/sidewall_3.docx
+++ b/Side_Walls/sidewall_3.docx
@@ -251,6 +251,18 @@
       </w:r>
       <w:r>
         <w:t xml:space="preserve">— in each of the 4 corners</w:t>
+      </w:r>
+    </w:p>
+    <w:p>
+      <w:pPr>
+        <w:pStyle w:val="Compact"/>
+        <w:numPr>
+          <w:ilvl w:val="0"/>
+          <w:numId w:val="1002"/>
+        </w:numPr>
+      </w:pPr>
+      <w:r>
+        <w:t xml:space="preserve">Measure the two long diagonals. They should be equal; if not, adjust to within 1/8”</w:t>
       </w:r>
     </w:p>
     <w:p>
@@ -394,7 +406,7 @@
         </w:numPr>
       </w:pPr>
       <w:r>
-        <w:t xml:space="preserve">TEAM LEADER - put 2 long SCREWS into each end of the flat board and 8 SCREWS along the short side at the bottom to connect perpendicular 2x4 with the flat one. While this goes on, crew place the remaining boards in the jig.</w:t>
+        <w:t xml:space="preserve">TEAM LEADER - Pre-drill for 2 long SCREWS into each end of the flat board. Drive long screws into these holes, and 8 SCREWS along the short side at the bottom to connect perpendicular 2x4 with the flat one. While this goes on, crew place the remaining boards in the jig.</w:t>
       </w:r>
     </w:p>
     <w:p>
@@ -1659,7 +1671,7 @@
       <w:rPr>
         <w:noProof/>
       </w:rPr>
-      <w:t>24 January 2025</w:t>
+      <w:t>25 January 2025</w:t>
     </w:r>
     <w:r>
       <w:fldChar w:fldCharType="end"/>
@@ -2530,6 +2542,50 @@
       <w:szCs w:val="36"/>
     </w:rPr>
   </w:style>
+  <w:style w:styleId="Heading3" w:type="paragraph">
+    <w:name w:val="heading 3"/>
+    <w:basedOn w:val="Normal"/>
+    <w:next w:val="Normal"/>
+    <w:link w:val="Heading3Char"/>
+    <w:uiPriority w:val="9"/>
+    <w:unhideWhenUsed/>
+    <w:qFormat/>
+    <w:rsid w:val="005B3D4E"/>
+    <w:pPr>
+      <w:keepNext/>
+      <w:keepLines/>
+      <w:spacing w:after="0" w:before="40"/>
+      <w:outlineLvl w:val="2"/>
+    </w:pPr>
+    <w:rPr>
+      <w:rFonts w:ascii="Arial" w:cstheme="majorBidi" w:eastAsiaTheme="majorEastAsia" w:hAnsi="Arial"/>
+      <w:color w:themeColor="accent1" w:themeShade="7F" w:val="243F60"/>
+      <w:sz w:val="32"/>
+      <w:szCs w:val="24"/>
+    </w:rPr>
+  </w:style>
+  <w:style w:styleId="Heading4" w:type="paragraph">
+    <w:name w:val="heading 4"/>
+    <w:basedOn w:val="Normal"/>
+    <w:next w:val="Normal"/>
+    <w:link w:val="Heading4Char"/>
+    <w:uiPriority w:val="9"/>
+    <w:unhideWhenUsed/>
+    <w:qFormat/>
+    <w:rsid w:val="005B3D4E"/>
+    <w:pPr>
+      <w:keepNext/>
+      <w:keepLines/>
+      <w:spacing w:after="0" w:before="40"/>
+      <w:outlineLvl w:val="3"/>
+    </w:pPr>
+    <w:rPr>
+      <w:rFonts w:asciiTheme="majorHAnsi" w:cstheme="majorBidi" w:eastAsiaTheme="majorEastAsia" w:hAnsiTheme="majorHAnsi"/>
+      <w:i/>
+      <w:iCs/>
+      <w:color w:themeColor="accent1" w:themeShade="BF" w:val="365F91"/>
+    </w:rPr>
+  </w:style>
   <w:style w:default="1" w:styleId="DefaultParagraphFont" w:type="character">
     <w:name w:val="Default Paragraph Font"/>
     <w:uiPriority w:val="1"/>
@@ -2718,6 +2774,32 @@
       <w:ind w:left="720"/>
       <w:contextualSpacing/>
     </w:pPr>
+  </w:style>
+  <w:style w:customStyle="1" w:styleId="Heading3Char" w:type="character">
+    <w:name w:val="Heading 3 Char"/>
+    <w:basedOn w:val="DefaultParagraphFont"/>
+    <w:link w:val="Heading3"/>
+    <w:uiPriority w:val="9"/>
+    <w:rsid w:val="005B3D4E"/>
+    <w:rPr>
+      <w:rFonts w:ascii="Arial" w:cstheme="majorBidi" w:eastAsiaTheme="majorEastAsia" w:hAnsi="Arial"/>
+      <w:color w:themeColor="accent1" w:themeShade="7F" w:val="243F60"/>
+      <w:sz w:val="32"/>
+      <w:szCs w:val="24"/>
+    </w:rPr>
+  </w:style>
+  <w:style w:customStyle="1" w:styleId="Heading4Char" w:type="character">
+    <w:name w:val="Heading 4 Char"/>
+    <w:basedOn w:val="DefaultParagraphFont"/>
+    <w:link w:val="Heading4"/>
+    <w:uiPriority w:val="9"/>
+    <w:rsid w:val="005B3D4E"/>
+    <w:rPr>
+      <w:rFonts w:asciiTheme="majorHAnsi" w:cstheme="majorBidi" w:eastAsiaTheme="majorEastAsia" w:hAnsiTheme="majorHAnsi"/>
+      <w:i/>
+      <w:iCs/>
+      <w:color w:themeColor="accent1" w:themeShade="BF" w:val="365F91"/>
+    </w:rPr>
   </w:style>
   <w:style w:type="paragraph" w:customStyle="1" w:styleId="SourceCode">
     <w:name w:val="Source Code"/>

--- a/Side_Walls/sidewall_3.docx
+++ b/Side_Walls/sidewall_3.docx
@@ -972,7 +972,7 @@
         </w:numPr>
       </w:pPr>
       <w:r>
-        <w:t xml:space="preserve">Put Funky Board #2 in the slot to line up the first panel. (Funky Board found at the end of jig)</w:t>
+        <w:t xml:space="preserve">Put Funky Board #2 in the slot to line up the first panel (Funky Board found near the good stud that will support one edge of the first panel.)</w:t>
       </w:r>
     </w:p>
     <w:p>
@@ -1315,7 +1315,7 @@
             <w:r>
               <w:drawing>
                 <wp:inline>
-                  <wp:extent cx="5943600" cy="8410709"/>
+                  <wp:extent cx="5943600" cy="8229600"/>
                   <wp:effectExtent b="0" l="0" r="0" t="0"/>
                   <wp:docPr descr=" " title="" id="57" name="Picture"/>
                   <a:graphic>
@@ -1336,7 +1336,7 @@
                         <pic:spPr bwMode="auto">
                           <a:xfrm>
                             <a:off x="0" y="0"/>
-                            <a:ext cx="5943600" cy="8410709"/>
+                            <a:ext cx="5943600" cy="8229600"/>
                           </a:xfrm>
                           <a:prstGeom prst="rect">
                             <a:avLst/>
@@ -1651,52 +1651,88 @@
       <w:pBdr>
         <w:top w:val="single" w:sz="4" w:space="1" w:color="BFBFBF" w:themeColor="background1" w:themeShade="BF"/>
       </w:pBdr>
+      <w:rPr>
+        <w:sz w:val="22"/>
+      </w:rPr>
     </w:pPr>
     <w:r>
+      <w:rPr>
+        <w:sz w:val="22"/>
+      </w:rPr>
       <w:t>Sound Foundations NW</w:t>
     </w:r>
     <w:r>
+      <w:rPr>
+        <w:sz w:val="22"/>
+      </w:rPr>
       <w:ptab w:relativeTo="margin" w:alignment="center" w:leader="none"/>
     </w:r>
     <w:r>
+      <w:rPr>
+        <w:sz w:val="22"/>
+      </w:rPr>
       <w:fldChar w:fldCharType="begin"/>
     </w:r>
     <w:r>
+      <w:rPr>
+        <w:sz w:val="22"/>
+      </w:rPr>
       <w:instrText xml:space="preserve"> SAVEDATE  \@ "d MMMM yyyy"  \* MERGEFORMAT </w:instrText>
     </w:r>
     <w:r>
+      <w:rPr>
+        <w:sz w:val="22"/>
+      </w:rPr>
       <w:fldChar w:fldCharType="separate"/>
     </w:r>
     <w:r>
       <w:rPr>
         <w:noProof/>
+        <w:sz w:val="22"/>
       </w:rPr>
-      <w:t>25 January 2025</w:t>
+      <w:t>30 January 2025</w:t>
     </w:r>
     <w:r>
+      <w:rPr>
+        <w:sz w:val="22"/>
+      </w:rPr>
       <w:fldChar w:fldCharType="end"/>
     </w:r>
     <w:r>
+      <w:rPr>
+        <w:sz w:val="22"/>
+      </w:rPr>
       <w:ptab w:relativeTo="margin" w:alignment="right" w:leader="none"/>
     </w:r>
     <w:r>
+      <w:rPr>
+        <w:sz w:val="22"/>
+      </w:rPr>
       <w:fldChar w:fldCharType="begin"/>
     </w:r>
     <w:r>
+      <w:rPr>
+        <w:sz w:val="22"/>
+      </w:rPr>
       <w:instrText xml:space="preserve"> PAGE   \* MERGEFORMAT </w:instrText>
     </w:r>
     <w:r>
+      <w:rPr>
+        <w:sz w:val="22"/>
+      </w:rPr>
       <w:fldChar w:fldCharType="separate"/>
     </w:r>
     <w:r>
       <w:rPr>
         <w:noProof/>
+        <w:sz w:val="22"/>
       </w:rPr>
       <w:t>1</w:t>
     </w:r>
     <w:r>
       <w:rPr>
         <w:noProof/>
+        <w:sz w:val="22"/>
       </w:rPr>
       <w:fldChar w:fldCharType="end"/>
     </w:r>
@@ -2491,6 +2527,10 @@
   <w:style w:default="1" w:styleId="Normal" w:type="paragraph">
     <w:name w:val="Normal"/>
     <w:qFormat/>
+    <w:rsid w:val="0033722B"/>
+    <w:rPr>
+      <w:sz w:val="28"/>
+    </w:rPr>
   </w:style>
   <w:style w:styleId="Heading1" w:type="paragraph">
     <w:name w:val="heading 1"/>
@@ -2799,6 +2839,18 @@
       <w:i/>
       <w:iCs/>
       <w:color w:themeColor="accent1" w:themeShade="BF" w:val="365F91"/>
+    </w:rPr>
+  </w:style>
+  <w:style w:styleId="NoSpacing" w:type="paragraph">
+    <w:name w:val="No Spacing"/>
+    <w:uiPriority w:val="1"/>
+    <w:qFormat/>
+    <w:rsid w:val="0033722B"/>
+    <w:pPr>
+      <w:spacing w:after="0" w:line="240" w:lineRule="auto"/>
+    </w:pPr>
+    <w:rPr>
+      <w:sz w:val="28"/>
     </w:rPr>
   </w:style>
   <w:style w:type="paragraph" w:customStyle="1" w:styleId="SourceCode">

--- a/Side_Walls/sidewall_3.docx
+++ b/Side_Walls/sidewall_3.docx
@@ -214,11 +214,26 @@
         </w:numPr>
       </w:pPr>
       <w:r>
-        <w:t xml:space="preserve">When nailing corners</w:t>
+        <w:t xml:space="preserve">Place a 2x4 flat at each of the short ends. Be sure that this flat board is all the way down against the bottom of the jig. Placing this board now insures that it will fit into the jig.</w:t>
       </w:r>
       <w:r>
         <w:br/>
       </w:r>
+    </w:p>
+    <w:p>
+      <w:pPr>
+        <w:pStyle w:val="Compact"/>
+        <w:numPr>
+          <w:ilvl w:val="0"/>
+          <w:numId w:val="1002"/>
+        </w:numPr>
+      </w:pPr>
+      <w:r>
+        <w:t xml:space="preserve">Put in 1 FRAMING nail (the longer ones) in each corner of the frame. Do not nail into the flat 2x4.</w:t>
+      </w:r>
+      <w:r>
+        <w:br/>
+      </w:r>
       <w:r>
         <w:t xml:space="preserve">— line up to be flush on top and sides</w:t>
       </w:r>
@@ -227,18 +242,6 @@
       </w:r>
       <w:r>
         <w:t xml:space="preserve">— one person holds and the other nails</w:t>
-      </w:r>
-    </w:p>
-    <w:p>
-      <w:pPr>
-        <w:pStyle w:val="Compact"/>
-        <w:numPr>
-          <w:ilvl w:val="0"/>
-          <w:numId w:val="1002"/>
-        </w:numPr>
-      </w:pPr>
-      <w:r>
-        <w:t xml:space="preserve">Put in 1 FRAMING nail (the longer ones)</w:t>
       </w:r>
       <w:r>
         <w:br/>

--- a/Side_Walls/sidewall_3.docx
+++ b/Side_Walls/sidewall_3.docx
@@ -177,6 +177,18 @@
       </w:pPr>
       <w:r>
         <w:t xml:space="preserve">Hammer</w:t>
+      </w:r>
+    </w:p>
+    <w:p>
+      <w:pPr>
+        <w:pStyle w:val="Compact"/>
+        <w:numPr>
+          <w:ilvl w:val="0"/>
+          <w:numId w:val="1001"/>
+        </w:numPr>
+      </w:pPr>
+      <w:r>
+        <w:t xml:space="preserve">Clamps</w:t>
       </w:r>
     </w:p>
     <w:p>
@@ -1626,7 +1638,7 @@
       <w:pgSz w:code="1" w:h="15840" w:w="12240"/>
       <w:pgMar w:bottom="1440" w:footer="708" w:gutter="0" w:header="708" w:left="1440" w:right="1440" w:top="1440"/>
       <w:cols w:space="708"/>
-      <w:docGrid w:linePitch="360"/>
+      <w:docGrid w:linePitch="381"/>
     </w:sectPr>
   </w:body>
 </w:document>
@@ -1652,7 +1664,7 @@
     <w:pPr>
       <w:pStyle w:val="Footer"/>
       <w:pBdr>
-        <w:top w:val="single" w:sz="4" w:space="1" w:color="BFBFBF" w:themeColor="background1" w:themeShade="BF"/>
+        <w:top w:val="single" w:sz="4" w:space="1" w:color="auto"/>
       </w:pBdr>
       <w:rPr>
         <w:sz w:val="22"/>
@@ -1669,6 +1681,12 @@
         <w:sz w:val="22"/>
       </w:rPr>
       <w:ptab w:relativeTo="margin" w:alignment="center" w:leader="none"/>
+    </w:r>
+    <w:r>
+      <w:rPr>
+        <w:sz w:val="22"/>
+      </w:rPr>
+      <w:t xml:space="preserve"> </w:t>
     </w:r>
     <w:r>
       <w:rPr>
@@ -1693,13 +1711,19 @@
         <w:noProof/>
         <w:sz w:val="22"/>
       </w:rPr>
-      <w:t>30 January 2025</w:t>
+      <w:t>12 March 2025</w:t>
     </w:r>
     <w:r>
       <w:rPr>
         <w:sz w:val="22"/>
       </w:rPr>
       <w:fldChar w:fldCharType="end"/>
+    </w:r>
+    <w:r>
+      <w:rPr>
+        <w:sz w:val="22"/>
+      </w:rPr>
+      <w:t xml:space="preserve"> </w:t>
     </w:r>
     <w:r>
       <w:rPr>
@@ -1734,7 +1758,6 @@
     </w:r>
     <w:r>
       <w:rPr>
-        <w:noProof/>
         <w:sz w:val="22"/>
       </w:rPr>
       <w:fldChar w:fldCharType="end"/>
@@ -1807,10 +1830,11 @@
   <w:abstractNum w15:restartNumberingAfterBreak="0" w:abstractNumId="0">
     <w:nsid w:val="5BCE4232"/>
     <w:multiLevelType w:val="hybridMultilevel"/>
-    <w:tmpl w:val="622EFD06"/>
-    <w:lvl w:ilvl="0" w:tplc="0C090001">
+    <w:tmpl w:val="C14AE192"/>
+    <w:lvl w:ilvl="0" w:tplc="4A0AC008">
       <w:start w:val="1"/>
       <w:numFmt w:val="bullet"/>
+      <w:pStyle w:val="ListParagraph"/>
       <w:lvlText w:val=""/>
       <w:lvlJc w:val="left"/>
       <w:pPr>
@@ -2096,7 +2120,7 @@
       </w:rPr>
     </w:lvl>
   </w:abstractNum>
-  <w:num w16cid:durableId="1603538387" w:numId="1">
+  <w:num w16cid:durableId="101804748" w:numId="1">
     <w:abstractNumId w:val="0"/>
   </w:num>
   <w:num w:numId="1000">
@@ -2530,7 +2554,7 @@
   <w:style w:default="1" w:styleId="Normal" w:type="paragraph">
     <w:name w:val="Normal"/>
     <w:qFormat/>
-    <w:rsid w:val="0033722B"/>
+    <w:rsid w:val="00682500"/>
     <w:rPr>
       <w:sz w:val="28"/>
     </w:rPr>
@@ -2569,7 +2593,7 @@
     <w:uiPriority w:val="9"/>
     <w:unhideWhenUsed/>
     <w:qFormat/>
-    <w:rsid w:val="00F14C3E"/>
+    <w:rsid w:val="00B467BA"/>
     <w:pPr>
       <w:keepNext/>
       <w:keepLines/>
@@ -2593,11 +2617,11 @@
     <w:uiPriority w:val="9"/>
     <w:unhideWhenUsed/>
     <w:qFormat/>
-    <w:rsid w:val="005B3D4E"/>
+    <w:rsid w:val="001716AF"/>
     <w:pPr>
       <w:keepNext/>
       <w:keepLines/>
-      <w:spacing w:after="0" w:before="40"/>
+      <w:spacing w:after="0" w:before="120"/>
       <w:outlineLvl w:val="2"/>
     </w:pPr>
     <w:rPr>
@@ -2615,18 +2639,17 @@
     <w:uiPriority w:val="9"/>
     <w:unhideWhenUsed/>
     <w:qFormat/>
-    <w:rsid w:val="005B3D4E"/>
+    <w:rsid w:val="001716AF"/>
     <w:pPr>
       <w:keepNext/>
       <w:keepLines/>
-      <w:spacing w:after="0" w:before="40"/>
+      <w:spacing w:after="0"/>
       <w:outlineLvl w:val="3"/>
     </w:pPr>
     <w:rPr>
-      <w:rFonts w:asciiTheme="majorHAnsi" w:cstheme="majorBidi" w:eastAsiaTheme="majorEastAsia" w:hAnsiTheme="majorHAnsi"/>
-      <w:i/>
+      <w:rFonts w:ascii="Arial" w:cs="Arial" w:eastAsiaTheme="majorEastAsia" w:hAnsi="Arial"/>
+      <w:bCs/>
       <w:iCs/>
-      <w:color w:themeColor="accent1" w:themeShade="BF" w:val="365F91"/>
     </w:rPr>
   </w:style>
   <w:style w:default="1" w:styleId="DefaultParagraphFont" w:type="character">
@@ -2662,7 +2685,7 @@
     <w:link w:val="HeaderChar"/>
     <w:uiPriority w:val="99"/>
     <w:unhideWhenUsed/>
-    <w:rsid w:val="00E043FD"/>
+    <w:rsid w:val="00037B15"/>
     <w:pPr>
       <w:tabs>
         <w:tab w:pos="4513" w:val="center"/>
@@ -2677,6 +2700,9 @@
     <w:link w:val="Header"/>
     <w:uiPriority w:val="99"/>
     <w:rsid w:val="00E043FD"/>
+    <w:rPr>
+      <w:sz w:val="28"/>
+    </w:rPr>
   </w:style>
   <w:style w:styleId="Footer" w:type="paragraph">
     <w:name w:val="footer"/>
@@ -2684,7 +2710,7 @@
     <w:link w:val="FooterChar"/>
     <w:uiPriority w:val="99"/>
     <w:unhideWhenUsed/>
-    <w:rsid w:val="00E043FD"/>
+    <w:rsid w:val="00037B15"/>
     <w:pPr>
       <w:tabs>
         <w:tab w:pos="4513" w:val="center"/>
@@ -2699,6 +2725,9 @@
     <w:link w:val="Footer"/>
     <w:uiPriority w:val="99"/>
     <w:rsid w:val="00E043FD"/>
+    <w:rPr>
+      <w:sz w:val="28"/>
+    </w:rPr>
   </w:style>
   <w:style w:customStyle="1" w:styleId="3CBD5A742C28424DA5172AD252E32316" w:type="paragraph">
     <w:name w:val="3CBD5A742C28424DA5172AD252E32316"/>
@@ -2797,7 +2826,7 @@
     <w:basedOn w:val="DefaultParagraphFont"/>
     <w:link w:val="Heading2"/>
     <w:uiPriority w:val="9"/>
-    <w:rsid w:val="00F14C3E"/>
+    <w:rsid w:val="00B467BA"/>
     <w:rPr>
       <w:rFonts w:cstheme="minorHAnsi" w:eastAsiaTheme="majorEastAsia"/>
       <w:b/>
@@ -2810,11 +2839,15 @@
   <w:style w:styleId="ListParagraph" w:type="paragraph">
     <w:name w:val="List Paragraph"/>
     <w:basedOn w:val="Normal"/>
+    <w:link w:val="ListParagraphChar"/>
     <w:uiPriority w:val="34"/>
     <w:qFormat/>
-    <w:rsid w:val="0085261D"/>
+    <w:rsid w:val="002E72C0"/>
     <w:pPr>
-      <w:ind w:left="720"/>
+      <w:numPr>
+        <w:numId w:val="1"/>
+      </w:numPr>
+      <w:spacing w:after="120"/>
       <w:contextualSpacing/>
     </w:pPr>
   </w:style>
@@ -2823,7 +2856,7 @@
     <w:basedOn w:val="DefaultParagraphFont"/>
     <w:link w:val="Heading3"/>
     <w:uiPriority w:val="9"/>
-    <w:rsid w:val="005B3D4E"/>
+    <w:rsid w:val="001716AF"/>
     <w:rPr>
       <w:rFonts w:ascii="Arial" w:cstheme="majorBidi" w:eastAsiaTheme="majorEastAsia" w:hAnsi="Arial"/>
       <w:color w:themeColor="accent1" w:themeShade="7F" w:val="243F60"/>
@@ -2836,22 +2869,61 @@
     <w:basedOn w:val="DefaultParagraphFont"/>
     <w:link w:val="Heading4"/>
     <w:uiPriority w:val="9"/>
-    <w:rsid w:val="005B3D4E"/>
-    <w:rPr>
-      <w:rFonts w:asciiTheme="majorHAnsi" w:cstheme="majorBidi" w:eastAsiaTheme="majorEastAsia" w:hAnsiTheme="majorHAnsi"/>
-      <w:i/>
+    <w:rsid w:val="001716AF"/>
+    <w:rPr>
+      <w:rFonts w:ascii="Arial" w:cs="Arial" w:eastAsiaTheme="majorEastAsia" w:hAnsi="Arial"/>
+      <w:bCs/>
       <w:iCs/>
-      <w:color w:themeColor="accent1" w:themeShade="BF" w:val="365F91"/>
+      <w:sz w:val="28"/>
     </w:rPr>
   </w:style>
   <w:style w:styleId="NoSpacing" w:type="paragraph">
     <w:name w:val="No Spacing"/>
     <w:uiPriority w:val="1"/>
     <w:qFormat/>
-    <w:rsid w:val="0033722B"/>
+    <w:rsid w:val="00037B15"/>
     <w:pPr>
       <w:spacing w:after="0" w:line="240" w:lineRule="auto"/>
     </w:pPr>
+    <w:rPr>
+      <w:sz w:val="28"/>
+    </w:rPr>
+  </w:style>
+  <w:style w:styleId="Revision" w:type="paragraph">
+    <w:name w:val="Revision"/>
+    <w:hidden/>
+    <w:uiPriority w:val="99"/>
+    <w:semiHidden/>
+    <w:rsid w:val="00037B15"/>
+    <w:pPr>
+      <w:spacing w:after="0" w:line="240" w:lineRule="auto"/>
+    </w:pPr>
+  </w:style>
+  <w:style w:customStyle="1" w:styleId="Bulleted" w:type="paragraph">
+    <w:name w:val="Bulleted"/>
+    <w:basedOn w:val="ListParagraph"/>
+    <w:link w:val="BulletedChar"/>
+    <w:qFormat/>
+    <w:rsid w:val="006E24A1"/>
+    <w:pPr>
+      <w:spacing w:after="0"/>
+    </w:pPr>
+  </w:style>
+  <w:style w:customStyle="1" w:styleId="ListParagraphChar" w:type="character">
+    <w:name w:val="List Paragraph Char"/>
+    <w:basedOn w:val="DefaultParagraphFont"/>
+    <w:link w:val="ListParagraph"/>
+    <w:uiPriority w:val="34"/>
+    <w:rsid w:val="006E24A1"/>
+    <w:rPr>
+      <w:sz w:val="28"/>
+    </w:rPr>
+  </w:style>
+  <w:style w:customStyle="1" w:styleId="BulletedChar" w:type="character">
+    <w:name w:val="Bulleted Char"/>
+    <w:basedOn w:val="ListParagraphChar"/>
+    <w:link w:val="Bulleted"/>
+    <w:rsid w:val="006E24A1"/>
     <w:rPr>
       <w:sz w:val="28"/>
     </w:rPr>
